--- a/docs/feature/agency-workspace/3-4-17-save-workspace-template/spec.docx
+++ b/docs/feature/agency-workspace/3-4-17-save-workspace-template/spec.docx
@@ -22,7 +22,7 @@
     </w:p>
     <w:p>
       <w:r>
-        <w:t>User saves the current Workspace configuration as a reusable template.</w:t>
+        <w:t>Begins when a signed-in Agency member saves the configuration of an existing Workspace as a template.</w:t>
       </w:r>
     </w:p>
     <w:p>
@@ -48,7 +48,7 @@
         <w:t xml:space="preserve">Actors / Roles: </w:t>
       </w:r>
       <w:r>
-        <w:t>Authenticated Agency member (no specific @RequireRole restriction in current code).</w:t>
+        <w:t>Any signed-in member of the Agency; no specific role restriction is applied.</w:t>
       </w:r>
     </w:p>
     <w:p>
@@ -65,7 +65,7 @@
         <w:t xml:space="preserve">Purpose: </w:t>
       </w:r>
       <w:r>
-        <w:t>Save a Workspace's configuration as a WorkspaceTemplate (standalone resource) for later reuse, viewing, and deletion.</w:t>
+        <w:t>Lets a member store a Workspace configuration as a reusable template so similar Workspaces can be created faster later.</w:t>
       </w:r>
     </w:p>
     <w:p>
@@ -82,7 +82,7 @@
         <w:t xml:space="preserve">Interface: </w:t>
       </w:r>
       <w:r>
-        <w:t>Button in Workspace Settings; templates listed on a dedicated Template page.</w:t>
+        <w:t>"Save as Template" action inside Workspace settings, plus a separate template list screen with a detail view and a delete action.</w:t>
       </w:r>
     </w:p>
     <w:p>
@@ -99,7 +99,7 @@
         <w:t xml:space="preserve">Data Processing: </w:t>
       </w:r>
       <w:r>
-        <w:t>Creates a WorkspaceTemplate record; agencyId and createdBy are set automatically from currentUser.</w:t>
+        <w:t>The system stores the template with the configuration snapshot captured from the Workspace, scoped automatically to the caller's Agency and creator identity.</w:t>
       </w:r>
     </w:p>
     <w:p>
@@ -113,7 +113,7 @@
     </w:p>
     <w:p>
       <w:r>
-        <w:t>Figure: Save Template dialog (name input) + Template list page.</w:t>
+        <w:t>Figure — Save Workspace Template Screen:</w:t>
       </w:r>
     </w:p>
     <w:p>
@@ -124,7 +124,7 @@
         <w:t xml:space="preserve">-  </w:t>
       </w:r>
       <w:r>
-        <w:t>Save Template dialog: name (required), optional link to source Workspace.</w:t>
+        <w:t>A "Save as Template" action in Workspace settings.</w:t>
       </w:r>
     </w:p>
     <w:p>
@@ -135,7 +135,18 @@
         <w:t xml:space="preserve">-  </w:t>
       </w:r>
       <w:r>
-        <w:t>Template list page with view/delete actions.</w:t>
+        <w:t>A form with the template name, an optional source Workspace, and the configuration snapshot.</w:t>
+      </w:r>
+    </w:p>
+    <w:p>
+      <w:pPr>
+        <w:ind w:left="360"/>
+      </w:pPr>
+      <w:r>
+        <w:t xml:space="preserve">-  </w:t>
+      </w:r>
+      <w:r>
+        <w:t>A separate template list screen with a detail view and a delete action per template.</w:t>
       </w:r>
     </w:p>
     <w:p>
@@ -160,7 +171,7 @@
         <w:t xml:space="preserve">Input required: </w:t>
       </w:r>
       <w:r>
-        <w:t>name (required), sourceWorkspaceId (optional), configSnapshot (required, JSON string of config snapshot).</w:t>
+        <w:t>name; configSnapshot (a JSON snapshot of the Workspace configuration). Optional: sourceWorkspaceId (the Workspace the template was captured from).</w:t>
       </w:r>
     </w:p>
     <w:p>
@@ -171,7 +182,7 @@
         <w:t xml:space="preserve">System data: </w:t>
       </w:r>
       <w:r>
-        <w:t>AuthenticatedUser (currentUser) for agencyId/createdBy.</w:t>
+        <w:t>The caller's authenticated identity; the Agency the caller belongs to; the creation timestamp.</w:t>
       </w:r>
     </w:p>
     <w:p>
@@ -182,7 +193,7 @@
         <w:t xml:space="preserve">Output: </w:t>
       </w:r>
       <w:r>
-        <w:t>WorkspaceTemplateResponse: id, agencyId, name, sourceWorkspaceId, configSnapshot, createdBy, createdAt.</w:t>
+        <w:t>The stored template — id, agencyId, name, sourceWorkspaceId, configSnapshot, createdBy, createdAt. The template list returns the same shape per entry, and the detail view returns one entry.</w:t>
       </w:r>
     </w:p>
     <w:p>
@@ -195,10 +206,10 @@
         <w:rPr>
           <w:b/>
         </w:rPr>
-        <w:t xml:space="preserve">BR-1: </w:t>
+        <w:t xml:space="preserve">BR-01: </w:t>
       </w:r>
       <w:r>
-        <w:t>WorkspaceTemplate is a standalone resource at /api/v1/workspace-templates — not nested under /agencies/{id} or /workspaces/{id}.</w:t>
+        <w:t>The Agency and the creator of the template are taken automatically from the caller and never from the request payload.</w:t>
       </w:r>
     </w:p>
     <w:p>
@@ -206,10 +217,10 @@
         <w:rPr>
           <w:b/>
         </w:rPr>
-        <w:t xml:space="preserve">BR-2: </w:t>
+        <w:t xml:space="preserve">BR-02: </w:t>
       </w:r>
       <w:r>
-        <w:t>4 endpoints: create (POST), list (GET), detail (GET /{templateId}), delete (DELETE /{templateId}).</w:t>
+        <w:t>Templates are a standalone resource, not nested inside an Agency or a Workspace; the available actions are create, list, view detail, and delete.</w:t>
       </w:r>
     </w:p>
     <w:p>
@@ -217,10 +228,43 @@
         <w:rPr>
           <w:b/>
         </w:rPr>
-        <w:t xml:space="preserve">BR-3: </w:t>
+        <w:t xml:space="preserve">BR-03: </w:t>
       </w:r>
       <w:r>
-        <w:t>agencyId and createdBy are derived from currentUser, not from the request body.</w:t>
+        <w:t>name or configSnapshot empty → 400 VALIDATION_ERROR.</w:t>
+      </w:r>
+    </w:p>
+    <w:p>
+      <w:r>
+        <w:rPr>
+          <w:b/>
+        </w:rPr>
+        <w:t xml:space="preserve">BR-04: </w:t>
+      </w:r>
+      <w:r>
+        <w:t>Requesting or deleting a template that does not exist → 404 NOT_FOUND.</w:t>
+      </w:r>
+    </w:p>
+    <w:p>
+      <w:r>
+        <w:rPr>
+          <w:b/>
+        </w:rPr>
+        <w:t xml:space="preserve">BR-05: </w:t>
+      </w:r>
+      <w:r>
+        <w:t>No specific role restriction is currently applied to these actions; whether access should be limited by Agency or role is still to be confirmed.</w:t>
+      </w:r>
+    </w:p>
+    <w:p>
+      <w:r>
+        <w:rPr>
+          <w:b/>
+        </w:rPr>
+        <w:t xml:space="preserve">BR-06: </w:t>
+      </w:r>
+      <w:r>
+        <w:t>A template is independent of its source Workspace — it remains available even after that Workspace is deleted.</w:t>
       </w:r>
     </w:p>
     <w:p>
@@ -230,17 +274,17 @@
     </w:p>
     <w:p>
       <w:r>
-        <w:t>name empty -&gt; 400 VALIDATION_ERROR.</w:t>
+        <w:t>name must not be empty; otherwise 400 VALIDATION_ERROR.</w:t>
       </w:r>
     </w:p>
     <w:p>
       <w:r>
-        <w:t>configSnapshot empty -&gt; 400 VALIDATION_ERROR.</w:t>
+        <w:t>configSnapshot must not be empty; otherwise 400 VALIDATION_ERROR.</w:t>
       </w:r>
     </w:p>
     <w:p>
       <w:r>
-        <w:t>No @RequireRole restriction currently on these endpoints — needs confirmation with BE whether Agency/role-based limits are intended.</w:t>
+        <w:t>The template must exist for detail and delete actions; otherwise 404 NOT_FOUND.</w:t>
       </w:r>
     </w:p>
     <w:p>
@@ -259,27 +303,32 @@
     </w:p>
     <w:p>
       <w:r>
-        <w:t>1. User opens Save Template dialog from Workspace Settings.</w:t>
+        <w:t>1. Member opens Workspace settings and chooses "Save as Template".</w:t>
       </w:r>
     </w:p>
     <w:p>
       <w:r>
-        <w:t>2. User enters name (and optionally references sourceWorkspaceId) and confirms.</w:t>
+        <w:t>2. Member fills in the template name, an optional source Workspace, and the configuration snapshot.</w:t>
       </w:r>
     </w:p>
     <w:p>
       <w:r>
-        <w:t>3. Client calls POST /api/v1/workspace-templates with configSnapshot.</w:t>
+        <w:t>3. System validates that the name and snapshot are not empty.</w:t>
       </w:r>
     </w:p>
     <w:p>
       <w:r>
-        <w:t>4. System creates WorkspaceTemplate with agencyId/createdBy from currentUser.</w:t>
+        <w:t>4. System attaches the caller's Agency and identity automatically.</w:t>
       </w:r>
     </w:p>
     <w:p>
       <w:r>
-        <w:t>5. User can later list (GET), view detail (GET /{templateId}), or delete (DELETE /{templateId}) the template.</w:t>
+        <w:t>5. System stores the template and confirms it, adding it to the template list.</w:t>
+      </w:r>
+    </w:p>
+    <w:p>
+      <w:r>
+        <w:t>6. Member can later list templates, open one in detail, or delete it.</w:t>
       </w:r>
     </w:p>
     <w:p>
@@ -289,12 +338,22 @@
     </w:p>
     <w:p>
       <w:r>
-        <w:t>name empty -&gt; 400 VALIDATION_ERROR.</w:t>
+        <w:t>name empty → 400 VALIDATION_ERROR; the user supplies a name and resubmits.</w:t>
       </w:r>
     </w:p>
     <w:p>
       <w:r>
-        <w:t>configSnapshot empty -&gt; 400 VALIDATION_ERROR.</w:t>
+        <w:t>configSnapshot empty → 400 VALIDATION_ERROR; the user captures the configuration and resubmits.</w:t>
+      </w:r>
+    </w:p>
+    <w:p>
+      <w:r>
+        <w:t>Detail or delete requested for a template that does not exist → 404 NOT_FOUND.</w:t>
+      </w:r>
+    </w:p>
+    <w:p>
+      <w:r>
+        <w:t>The source Workspace is deleted after the template was saved → the template still exists, because the stored snapshot does not depend on the source Workspace.</w:t>
       </w:r>
     </w:p>
     <w:p>
@@ -314,7 +373,7 @@
         <w:t xml:space="preserve">-  </w:t>
       </w:r>
       <w:r>
-        <w:t>Template saved and reusable when creating new Workspaces.</w:t>
+        <w:t>A template exists within the caller's Agency with the captured configuration snapshot.</w:t>
       </w:r>
     </w:p>
     <w:p>
@@ -325,7 +384,7 @@
         <w:t xml:space="preserve">-  </w:t>
       </w:r>
       <w:r>
-        <w:t>Source Workspace deleted later -&gt; Template remains independent (configSnapshot does not depend on source Workspace still existing).</w:t>
+        <w:t>The template remains available independently of the source Workspace.</w:t>
       </w:r>
     </w:p>
     <w:sectPr>

--- a/docs/feature/agency-workspace/3-4-17-save-workspace-template/spec.docx
+++ b/docs/feature/agency-workspace/3-4-17-save-workspace-template/spec.docx
@@ -120,9 +120,7 @@
       <w:pPr>
         <w:ind w:left="360"/>
       </w:pPr>
-      <w:r>
-        <w:t xml:space="preserve">-  </w:t>
-      </w:r>
+      <w:r/>
       <w:r>
         <w:t>A "Save as Template" action in Workspace settings.</w:t>
       </w:r>
@@ -131,9 +129,7 @@
       <w:pPr>
         <w:ind w:left="360"/>
       </w:pPr>
-      <w:r>
-        <w:t xml:space="preserve">-  </w:t>
-      </w:r>
+      <w:r/>
       <w:r>
         <w:t>A form with the template name, an optional source Workspace, and the configuration snapshot.</w:t>
       </w:r>
@@ -142,9 +138,7 @@
       <w:pPr>
         <w:ind w:left="360"/>
       </w:pPr>
-      <w:r>
-        <w:t xml:space="preserve">-  </w:t>
-      </w:r>
+      <w:r/>
       <w:r>
         <w:t>A separate template list screen with a detail view and a delete action per template.</w:t>
       </w:r>
@@ -369,9 +363,7 @@
       <w:pPr>
         <w:ind w:left="360"/>
       </w:pPr>
-      <w:r>
-        <w:t xml:space="preserve">-  </w:t>
-      </w:r>
+      <w:r/>
       <w:r>
         <w:t>A template exists within the caller's Agency with the captured configuration snapshot.</w:t>
       </w:r>
@@ -380,9 +372,7 @@
       <w:pPr>
         <w:ind w:left="360"/>
       </w:pPr>
-      <w:r>
-        <w:t xml:space="preserve">-  </w:t>
-      </w:r>
+      <w:r/>
       <w:r>
         <w:t>The template remains available independently of the source Workspace.</w:t>
       </w:r>

--- a/docs/feature/agency-workspace/3-4-17-save-workspace-template/spec.docx
+++ b/docs/feature/agency-workspace/3-4-17-save-workspace-template/spec.docx
@@ -200,10 +200,13 @@
         <w:rPr>
           <w:b/>
         </w:rPr>
-        <w:t xml:space="preserve">BR-01: </w:t>
+        <w:t xml:space="preserve">BR-29: </w:t>
       </w:r>
       <w:r>
-        <w:t>The Agency and the creator of the template are taken automatically from the caller and never from the request payload.</w:t>
+        <w:rPr>
+          <w:b w:val="0"/>
+        </w:rPr>
+        <w:t>Multi-tenancy — the Agency and the creator of the template are taken automatically from the caller's session and never from the request payload; a template is scoped to the caller's Agency.</w:t>
       </w:r>
     </w:p>
     <w:p>
@@ -214,6 +217,9 @@
         <w:t xml:space="preserve">BR-02: </w:t>
       </w:r>
       <w:r>
+        <w:rPr>
+          <w:b w:val="0"/>
+        </w:rPr>
         <w:t>Templates are a standalone resource, not nested inside an Agency or a Workspace; the available actions are create, list, view detail, and delete.</w:t>
       </w:r>
     </w:p>
@@ -225,6 +231,9 @@
         <w:t xml:space="preserve">BR-03: </w:t>
       </w:r>
       <w:r>
+        <w:rPr>
+          <w:b w:val="0"/>
+        </w:rPr>
         <w:t>name or configSnapshot empty → 400 VALIDATION_ERROR.</w:t>
       </w:r>
     </w:p>
@@ -236,6 +245,9 @@
         <w:t xml:space="preserve">BR-04: </w:t>
       </w:r>
       <w:r>
+        <w:rPr>
+          <w:b w:val="0"/>
+        </w:rPr>
         <w:t>Requesting or deleting a template that does not exist → 404 NOT_FOUND.</w:t>
       </w:r>
     </w:p>
@@ -247,6 +259,9 @@
         <w:t xml:space="preserve">BR-05: </w:t>
       </w:r>
       <w:r>
+        <w:rPr>
+          <w:b w:val="0"/>
+        </w:rPr>
         <w:t>No specific role restriction is currently applied to these actions; whether access should be limited by Agency or role is still to be confirmed.</w:t>
       </w:r>
     </w:p>
@@ -258,6 +273,9 @@
         <w:t xml:space="preserve">BR-06: </w:t>
       </w:r>
       <w:r>
+        <w:rPr>
+          <w:b w:val="0"/>
+        </w:rPr>
         <w:t>A template is independent of its source Workspace — it remains available even after that Workspace is deleted.</w:t>
       </w:r>
     </w:p>
@@ -268,17 +286,62 @@
     </w:p>
     <w:p>
       <w:r>
-        <w:t>name must not be empty; otherwise 400 VALIDATION_ERROR.</w:t>
+        <w:rPr>
+          <w:b w:val="0"/>
+        </w:rPr>
+        <w:t xml:space="preserve">name must not be empty; otherwise 400 VALIDATION_ERROR, </w:t>
+      </w:r>
+      <w:r>
+        <w:rPr>
+          <w:b/>
+        </w:rPr>
+        <w:t>MSG02</w:t>
+      </w:r>
+      <w:r>
+        <w:rPr>
+          <w:b w:val="0"/>
+        </w:rPr>
+        <w:t>.</w:t>
       </w:r>
     </w:p>
     <w:p>
       <w:r>
-        <w:t>configSnapshot must not be empty; otherwise 400 VALIDATION_ERROR.</w:t>
+        <w:rPr>
+          <w:b w:val="0"/>
+        </w:rPr>
+        <w:t xml:space="preserve">configSnapshot must not be empty; otherwise 400 VALIDATION_ERROR, </w:t>
+      </w:r>
+      <w:r>
+        <w:rPr>
+          <w:b/>
+        </w:rPr>
+        <w:t>MSG02</w:t>
+      </w:r>
+      <w:r>
+        <w:rPr>
+          <w:b w:val="0"/>
+        </w:rPr>
+        <w:t>.</w:t>
       </w:r>
     </w:p>
     <w:p>
       <w:r>
-        <w:t>The template must exist for detail and delete actions; otherwise 404 NOT_FOUND.</w:t>
+        <w:rPr>
+          <w:b w:val="0"/>
+        </w:rPr>
+        <w:t xml:space="preserve">The template must exist for detail and delete actions; otherwise 404 NOT_FOUND, toast </w:t>
+      </w:r>
+      <w:r>
+        <w:rPr>
+          <w:b/>
+        </w:rPr>
+        <w:t>MSG38</w:t>
+      </w:r>
+      <w:r>
+        <w:rPr>
+          <w:b w:val="0"/>
+        </w:rPr>
+        <w:t>.</w:t>
       </w:r>
     </w:p>
     <w:p>
@@ -317,7 +380,22 @@
     </w:p>
     <w:p>
       <w:r>
-        <w:t>5. System stores the template and confirms it, adding it to the template list.</w:t>
+        <w:rPr>
+          <w:b w:val="0"/>
+        </w:rPr>
+        <w:t xml:space="preserve">5. System stores the template and confirms it, adding it to the template list; toast </w:t>
+      </w:r>
+      <w:r>
+        <w:rPr>
+          <w:b/>
+        </w:rPr>
+        <w:t>MSG32</w:t>
+      </w:r>
+      <w:r>
+        <w:rPr>
+          <w:b w:val="0"/>
+        </w:rPr>
+        <w:t>.</w:t>
       </w:r>
     </w:p>
     <w:p>
@@ -332,22 +410,106 @@
     </w:p>
     <w:p>
       <w:r>
-        <w:t>name empty → 400 VALIDATION_ERROR; the user supplies a name and resubmits.</w:t>
+        <w:rPr>
+          <w:b w:val="0"/>
+        </w:rPr>
+        <w:t xml:space="preserve">3.a1: name empty → 400 VALIDATION_ERROR, Display: </w:t>
+      </w:r>
+      <w:r>
+        <w:rPr>
+          <w:b/>
+        </w:rPr>
+        <w:t>MSG02</w:t>
+      </w:r>
+      <w:r>
+        <w:rPr>
+          <w:b w:val="0"/>
+        </w:rPr>
+        <w:t>.</w:t>
+      </w:r>
+      <w:r>
+        <w:br/>
+      </w:r>
+      <w:r>
+        <w:rPr>
+          <w:b w:val="0"/>
+        </w:rPr>
+        <w:t>3.a2: The user supplies a name and resubmits.</w:t>
       </w:r>
     </w:p>
     <w:p>
       <w:r>
-        <w:t>configSnapshot empty → 400 VALIDATION_ERROR; the user captures the configuration and resubmits.</w:t>
+        <w:rPr>
+          <w:b w:val="0"/>
+        </w:rPr>
+        <w:t xml:space="preserve">3.b1: configSnapshot empty → 400 VALIDATION_ERROR, Display: </w:t>
+      </w:r>
+      <w:r>
+        <w:rPr>
+          <w:b/>
+        </w:rPr>
+        <w:t>MSG02</w:t>
+      </w:r>
+      <w:r>
+        <w:rPr>
+          <w:b w:val="0"/>
+        </w:rPr>
+        <w:t>.</w:t>
+      </w:r>
+      <w:r>
+        <w:br/>
+      </w:r>
+      <w:r>
+        <w:rPr>
+          <w:b w:val="0"/>
+        </w:rPr>
+        <w:t>3.b2: The user captures the configuration and resubmits.</w:t>
       </w:r>
     </w:p>
     <w:p>
       <w:r>
-        <w:t>Detail or delete requested for a template that does not exist → 404 NOT_FOUND.</w:t>
+        <w:rPr>
+          <w:b w:val="0"/>
+        </w:rPr>
+        <w:t xml:space="preserve">6.a1: Detail or delete requested for a template that does not exist (BR-04) → 404 NOT_FOUND, toast </w:t>
+      </w:r>
+      <w:r>
+        <w:rPr>
+          <w:b/>
+        </w:rPr>
+        <w:t>MSG38</w:t>
+      </w:r>
+      <w:r>
+        <w:rPr>
+          <w:b w:val="0"/>
+        </w:rPr>
+        <w:t>.</w:t>
+      </w:r>
+      <w:r>
+        <w:br/>
+      </w:r>
+      <w:r>
+        <w:rPr>
+          <w:b w:val="0"/>
+        </w:rPr>
+        <w:t>6.a2: The user returns to the template list, which no longer shows that entry.</w:t>
       </w:r>
     </w:p>
     <w:p>
       <w:r>
-        <w:t>The source Workspace is deleted after the template was saved → the template still exists, because the stored snapshot does not depend on the source Workspace.</w:t>
+        <w:rPr>
+          <w:b w:val="0"/>
+        </w:rPr>
+        <w:t>6.b1: The source Workspace is deleted after the template was saved (BR-06) → no error is raised.</w:t>
+      </w:r>
+      <w:r>
+        <w:br/>
+      </w:r>
+      <w:r>
+        <w:rPr>
+          <w:b w:val="0"/>
+        </w:rPr>
+        <w:t>6.b2: The template still exists and remains listable, because the stored snapshot does not depend on the source Workspace.</w:t>
       </w:r>
     </w:p>
     <w:p>
